--- a/03_Outputs/final scripts/ar/Module 9/9.2.0-ar.docx
+++ b/03_Outputs/final scripts/ar/Module 9/9.2.0-ar.docx
@@ -14,7 +14,7 @@
     </w:p>
     <w:p>
       <w:r>
-        <w:t>ستتعلم عن الأنواع المختلفة من المخاطر التي يمكن أن تؤثر على استثمار الطاقة المتجددة، من عدم اليقين السياسي والتنظيمي إلى تقلبات العملة والتحديات الخاصة بالمشروع. سنفحص كيف تشكل هذه المخاطر قرارات الاستثمار، وتؤثر على تكلفة رأس المال، وفي النهاية تحدد ما إذا كانت المشاريع تتقدم أو تتوقف.</w:t>
+        <w:t>ستتعلم عن الأنواع المختلفة من المخاطر التي يمكن أن تؤثر على استثمار الطاقة المتجددة، من عدم اليقين السياسي والتنظيمي إلى تقلبات العملة والتحديات الخاصة بالمشروع. سنفحص كيف تشكل هذه المخاطر قرارات الاستثمار، وتؤثر على تكلفة رأس المال، وفي النهاية تحدد ما إذا كانت المشاريع تتقدم أم تتوقف.</w:t>
       </w:r>
     </w:p>
     <w:p>
